--- a/Resources/Meeting Minutes.docx
+++ b/Resources/Meeting Minutes.docx
@@ -159,6 +159,25 @@
         </w:rPr>
         <w:t xml:space="preserve">: </w:t>
       </w:r>
+      <w:r>
+        <w:t xml:space="preserve">Akhilesh, Brandon, Kasper, </w:t>
+      </w:r>
+      <w:r>
+        <w:t xml:space="preserve">Mimi, </w:t>
+      </w:r>
+      <w:proofErr w:type="spellStart"/>
+      <w:r>
+        <w:t>Ptusar</w:t>
+      </w:r>
+      <w:proofErr w:type="spellEnd"/>
+      <w:r>
+        <w:t xml:space="preserve">, </w:t>
+      </w:r>
+      <w:proofErr w:type="spellStart"/>
+      <w:r>
+        <w:t>Shezang</w:t>
+      </w:r>
+      <w:proofErr w:type="spellEnd"/>
     </w:p>
     <w:p>
       <w:r>
@@ -168,6 +187,43 @@
           <w:u w:val="single"/>
         </w:rPr>
         <w:t>Agenda:</w:t>
+      </w:r>
+      <w:r>
+        <w:t xml:space="preserve"> Prepare for week 7 checkpoint. Discuss </w:t>
+      </w:r>
+      <w:r>
+        <w:t>findings in week 5</w:t>
+      </w:r>
+    </w:p>
+    <w:p>
+      <w:r>
+        <w:rPr>
+          <w:b/>
+          <w:bCs/>
+          <w:u w:val="single"/>
+        </w:rPr>
+        <w:t>Discussion points:</w:t>
+      </w:r>
+      <w:r>
+        <w:t xml:space="preserve"> </w:t>
+      </w:r>
+    </w:p>
+    <w:p>
+      <w:r>
+        <w:t>Project management tool selected: Jira</w:t>
+      </w:r>
+      <w:r>
+        <w:t xml:space="preserve"> – each member connected to team </w:t>
+      </w:r>
+      <w:proofErr w:type="spellStart"/>
+      <w:r>
+        <w:t>jira</w:t>
+      </w:r>
+      <w:proofErr w:type="spellEnd"/>
+    </w:p>
+    <w:p>
+      <w:r>
+        <w:t>Plan week 5-7 Sprint</w:t>
       </w:r>
     </w:p>
     <w:p>
@@ -184,26 +240,74 @@
           <w:bCs/>
           <w:u w:val="single"/>
         </w:rPr>
-        <w:t>Discussion points:</w:t>
-      </w:r>
-      <w:r>
-        <w:rPr>
-          <w:b/>
-          <w:bCs/>
-          <w:u w:val="single"/>
-        </w:rPr>
-        <w:br/>
-      </w:r>
-      <w:r>
-        <w:rPr>
-          <w:b/>
-          <w:bCs/>
-          <w:u w:val="single"/>
-        </w:rPr>
         <w:br/>
         <w:t>Action Items:</w:t>
       </w:r>
     </w:p>
+    <w:p>
+      <w:r>
+        <w:t>By week 6</w:t>
+      </w:r>
+      <w:r>
+        <w:t xml:space="preserve"> Friday</w:t>
+      </w:r>
+      <w:r>
+        <w:t>: Each member creates mock-up Workout planner page + Calorie tracker page</w:t>
+      </w:r>
+    </w:p>
+    <w:p>
+      <w:r>
+        <w:t xml:space="preserve">Week </w:t>
+      </w:r>
+      <w:r>
+        <w:t>6 Weekend</w:t>
+      </w:r>
+      <w:r>
+        <w:t xml:space="preserve">: select </w:t>
+      </w:r>
+      <w:r>
+        <w:t xml:space="preserve">good features from </w:t>
+      </w:r>
+      <w:proofErr w:type="spellStart"/>
+      <w:r>
+        <w:t>mockups</w:t>
+      </w:r>
+      <w:proofErr w:type="spellEnd"/>
+      <w:r>
+        <w:t>.</w:t>
+      </w:r>
+    </w:p>
+    <w:p>
+      <w:r>
+        <w:t xml:space="preserve">Week 7: </w:t>
+      </w:r>
+      <w:r>
+        <w:t xml:space="preserve">Create medium-fidelity </w:t>
+      </w:r>
+      <w:proofErr w:type="spellStart"/>
+      <w:r>
+        <w:t>ui</w:t>
+      </w:r>
+      <w:proofErr w:type="spellEnd"/>
+      <w:r>
+        <w:t xml:space="preserve"> design for every page.</w:t>
+      </w:r>
+    </w:p>
+    <w:p>
+      <w:r>
+        <w:t xml:space="preserve">By week 7: Each member </w:t>
+      </w:r>
+      <w:proofErr w:type="gramStart"/>
+      <w:r>
+        <w:t>make</w:t>
+      </w:r>
+      <w:proofErr w:type="gramEnd"/>
+      <w:r>
+        <w:t xml:space="preserve"> 4 user stories</w:t>
+      </w:r>
+    </w:p>
+    <w:p/>
+    <w:p/>
     <w:p/>
     <w:sectPr>
       <w:pgSz w:w="11906" w:h="16838"/>

--- a/Resources/Meeting Minutes.docx
+++ b/Resources/Meeting Minutes.docx
@@ -34,21 +34,8 @@
         <w:t>Attendees</w:t>
       </w:r>
       <w:r>
-        <w:t xml:space="preserve">: Akhilesh, Brandon, Kasper, </w:t>
-      </w:r>
-      <w:proofErr w:type="spellStart"/>
-      <w:r>
-        <w:t>Ptusar</w:t>
-      </w:r>
-      <w:proofErr w:type="spellEnd"/>
-      <w:r>
-        <w:t xml:space="preserve">, </w:t>
-      </w:r>
-      <w:proofErr w:type="spellStart"/>
-      <w:r>
-        <w:t>Shezang</w:t>
-      </w:r>
-      <w:proofErr w:type="spellEnd"/>
+        <w:t>: Akhilesh, Brandon, Kasper, Ptusar, Shezang</w:t>
+      </w:r>
     </w:p>
     <w:p>
       <w:r>
@@ -82,11 +69,7 @@
     </w:p>
     <w:p>
       <w:r>
-        <w:t>Project selected was workout planner. Scope including calorie tracker (AI implemented) (</w:t>
-      </w:r>
-      <w:proofErr w:type="spellStart"/>
-      <w:r>
-        <w:t>D</w:t>
+        <w:t>Project selected was workout planner. Scope including calorie tracker (AI implemented) (D</w:t>
       </w:r>
       <w:r>
         <w:t>ata</w:t>
@@ -97,7 +80,6 @@
       <w:r>
         <w:t>ase</w:t>
       </w:r>
-      <w:proofErr w:type="spellEnd"/>
       <w:r>
         <w:t>), workout planner, workout tracker (DB), weight/workout goals (AI)</w:t>
       </w:r>
@@ -165,19 +147,9 @@
       <w:r>
         <w:t xml:space="preserve">Mimi, </w:t>
       </w:r>
-      <w:proofErr w:type="spellStart"/>
-      <w:r>
-        <w:t>Ptusar</w:t>
-      </w:r>
-      <w:proofErr w:type="spellEnd"/>
-      <w:r>
-        <w:t xml:space="preserve">, </w:t>
-      </w:r>
-      <w:proofErr w:type="spellStart"/>
-      <w:r>
-        <w:t>Shezang</w:t>
-      </w:r>
-      <w:proofErr w:type="spellEnd"/>
+      <w:r>
+        <w:t>Ptusar, Shezang</w:t>
+      </w:r>
     </w:p>
     <w:p>
       <w:r>
@@ -213,13 +185,8 @@
         <w:t>Project management tool selected: Jira</w:t>
       </w:r>
       <w:r>
-        <w:t xml:space="preserve"> – each member connected to team </w:t>
-      </w:r>
-      <w:proofErr w:type="spellStart"/>
-      <w:r>
-        <w:t>jira</w:t>
-      </w:r>
-      <w:proofErr w:type="spellEnd"/>
+        <w:t xml:space="preserve"> – each member connected to team jira</w:t>
+      </w:r>
     </w:p>
     <w:p>
       <w:r>
@@ -266,15 +233,7 @@
         <w:t xml:space="preserve">: select </w:t>
       </w:r>
       <w:r>
-        <w:t xml:space="preserve">good features from </w:t>
-      </w:r>
-      <w:proofErr w:type="spellStart"/>
-      <w:r>
-        <w:t>mockups</w:t>
-      </w:r>
-      <w:proofErr w:type="spellEnd"/>
-      <w:r>
-        <w:t>.</w:t>
+        <w:t>good features from mockups.</w:t>
       </w:r>
     </w:p>
     <w:p>
@@ -282,33 +241,158 @@
         <w:t xml:space="preserve">Week 7: </w:t>
       </w:r>
       <w:r>
-        <w:t xml:space="preserve">Create medium-fidelity </w:t>
-      </w:r>
-      <w:proofErr w:type="spellStart"/>
-      <w:r>
-        <w:t>ui</w:t>
-      </w:r>
-      <w:proofErr w:type="spellEnd"/>
-      <w:r>
-        <w:t xml:space="preserve"> design for every page.</w:t>
-      </w:r>
-    </w:p>
-    <w:p>
-      <w:r>
-        <w:t xml:space="preserve">By week 7: Each member </w:t>
-      </w:r>
-      <w:proofErr w:type="gramStart"/>
-      <w:r>
-        <w:t>make</w:t>
-      </w:r>
-      <w:proofErr w:type="gramEnd"/>
-      <w:r>
-        <w:t xml:space="preserve"> 4 user stories</w:t>
+        <w:t>Create medium-fidelity ui design for every page.</w:t>
+      </w:r>
+    </w:p>
+    <w:p>
+      <w:r>
+        <w:t>By week 7: Each member make 4 user stories</w:t>
       </w:r>
     </w:p>
     <w:p/>
-    <w:p/>
-    <w:p/>
+    <w:p>
+      <w:pPr>
+        <w:pStyle w:val="Heading3"/>
+      </w:pPr>
+      <w:r>
+        <w:t xml:space="preserve">Meeting </w:t>
+      </w:r>
+      <w:r>
+        <w:t>3</w:t>
+      </w:r>
+    </w:p>
+    <w:p>
+      <w:r>
+        <w:t>10</w:t>
+      </w:r>
+      <w:r>
+        <w:t>/0</w:t>
+      </w:r>
+      <w:r>
+        <w:t>4</w:t>
+      </w:r>
+      <w:r>
+        <w:t>/2026</w:t>
+      </w:r>
+    </w:p>
+    <w:p>
+      <w:r>
+        <w:rPr>
+          <w:b/>
+          <w:bCs/>
+          <w:u w:val="single"/>
+        </w:rPr>
+        <w:t>Attendees</w:t>
+      </w:r>
+      <w:r>
+        <w:rPr>
+          <w:b/>
+          <w:bCs/>
+          <w:u w:val="single"/>
+        </w:rPr>
+        <w:t xml:space="preserve">: </w:t>
+      </w:r>
+      <w:r>
+        <w:t>Akhilesh, Brandon, Kasper, Ptusar, Shezang</w:t>
+      </w:r>
+    </w:p>
+    <w:p>
+      <w:r>
+        <w:rPr>
+          <w:b/>
+          <w:bCs/>
+          <w:u w:val="single"/>
+        </w:rPr>
+        <w:t>Agenda:</w:t>
+      </w:r>
+      <w:r>
+        <w:t xml:space="preserve"> Prepare for week 7 checkpoint. </w:t>
+      </w:r>
+      <w:r>
+        <w:t>Discuss week 6 work.</w:t>
+      </w:r>
+    </w:p>
+    <w:p>
+      <w:r>
+        <w:rPr>
+          <w:b/>
+          <w:bCs/>
+          <w:u w:val="single"/>
+        </w:rPr>
+        <w:t>Discussion points:</w:t>
+      </w:r>
+      <w:r>
+        <w:t xml:space="preserve"> </w:t>
+      </w:r>
+    </w:p>
+    <w:p>
+      <w:r>
+        <w:lastRenderedPageBreak/>
+        <w:t>Select final user stories from draft user stories.</w:t>
+      </w:r>
+    </w:p>
+    <w:p>
+      <w:r>
+        <w:t>Prepare for medium fidelity models by checkpoint 7</w:t>
+      </w:r>
+    </w:p>
+    <w:p>
+      <w:pPr>
+        <w:rPr>
+          <w:b/>
+          <w:bCs/>
+          <w:u w:val="single"/>
+        </w:rPr>
+      </w:pPr>
+      <w:r>
+        <w:rPr>
+          <w:b/>
+          <w:bCs/>
+          <w:u w:val="single"/>
+        </w:rPr>
+        <w:t>Action Items:</w:t>
+      </w:r>
+    </w:p>
+    <w:p>
+      <w:r>
+        <w:t xml:space="preserve">Someone </w:t>
+      </w:r>
+      <w:r>
+        <w:t>completes</w:t>
+      </w:r>
+      <w:r>
+        <w:t xml:space="preserve"> the writeup</w:t>
+      </w:r>
+      <w:r>
+        <w:t xml:space="preserve"> for the selected user stories and correlates the information provided in the draft stories.</w:t>
+      </w:r>
+    </w:p>
+    <w:p>
+      <w:r>
+        <w:t>Individual members complete their low fidelity models</w:t>
+      </w:r>
+      <w:r>
+        <w:t xml:space="preserve"> by the recommended date, and later complete their medium fidelity </w:t>
+      </w:r>
+      <w:r>
+        <w:t>models by the checkpoint.</w:t>
+      </w:r>
+    </w:p>
+    <w:p>
+      <w:pPr>
+        <w:rPr>
+          <w:b/>
+          <w:bCs/>
+          <w:u w:val="single"/>
+        </w:rPr>
+      </w:pPr>
+      <w:r>
+        <w:t xml:space="preserve">Individual members track their work completed </w:t>
+      </w:r>
+      <w:r>
+        <w:t>for the checkpoint progress review.</w:t>
+      </w:r>
+    </w:p>
     <w:sectPr>
       <w:pgSz w:w="11906" w:h="16838"/>
       <w:pgMar w:top="1440" w:right="1440" w:bottom="1440" w:left="1440" w:header="708" w:footer="708" w:gutter="0"/>

--- a/Resources/Meeting Minutes.docx
+++ b/Resources/Meeting Minutes.docx
@@ -159,6 +159,25 @@
         </w:rPr>
         <w:t xml:space="preserve">: </w:t>
       </w:r>
+      <w:r>
+        <w:t xml:space="preserve">Akhilesh, Brandon, Kasper, </w:t>
+      </w:r>
+      <w:r>
+        <w:t xml:space="preserve">Mimi, </w:t>
+      </w:r>
+      <w:proofErr w:type="spellStart"/>
+      <w:r>
+        <w:t>Ptusar</w:t>
+      </w:r>
+      <w:proofErr w:type="spellEnd"/>
+      <w:r>
+        <w:t xml:space="preserve">, </w:t>
+      </w:r>
+      <w:proofErr w:type="spellStart"/>
+      <w:r>
+        <w:t>Shezang</w:t>
+      </w:r>
+      <w:proofErr w:type="spellEnd"/>
     </w:p>
     <w:p>
       <w:r>
@@ -169,6 +188,43 @@
         </w:rPr>
         <w:t>Agenda:</w:t>
       </w:r>
+      <w:r>
+        <w:t xml:space="preserve"> Prepare for week 7 checkpoint. Discuss </w:t>
+      </w:r>
+      <w:r>
+        <w:t>findings in week 5</w:t>
+      </w:r>
+    </w:p>
+    <w:p>
+      <w:r>
+        <w:rPr>
+          <w:b/>
+          <w:bCs/>
+          <w:u w:val="single"/>
+        </w:rPr>
+        <w:t>Discussion points:</w:t>
+      </w:r>
+      <w:r>
+        <w:t xml:space="preserve"> </w:t>
+      </w:r>
+    </w:p>
+    <w:p>
+      <w:r>
+        <w:t>Project management tool selected: Jira</w:t>
+      </w:r>
+      <w:r>
+        <w:t xml:space="preserve"> – each member connected to team </w:t>
+      </w:r>
+      <w:proofErr w:type="spellStart"/>
+      <w:r>
+        <w:t>jira</w:t>
+      </w:r>
+      <w:proofErr w:type="spellEnd"/>
+    </w:p>
+    <w:p>
+      <w:r>
+        <w:t>Plan week 5-7 Sprint</w:t>
+      </w:r>
     </w:p>
     <w:p>
       <w:pPr>
@@ -178,22 +234,6 @@
           <w:u w:val="single"/>
         </w:rPr>
       </w:pPr>
-      <w:r>
-        <w:rPr>
-          <w:b/>
-          <w:bCs/>
-          <w:u w:val="single"/>
-        </w:rPr>
-        <w:t>Discussion points:</w:t>
-      </w:r>
-      <w:r>
-        <w:rPr>
-          <w:b/>
-          <w:bCs/>
-          <w:u w:val="single"/>
-        </w:rPr>
-        <w:br/>
-      </w:r>
       <w:r>
         <w:rPr>
           <w:b/>
@@ -204,7 +244,327 @@
         <w:t>Action Items:</w:t>
       </w:r>
     </w:p>
+    <w:p>
+      <w:r>
+        <w:t>By week 6</w:t>
+      </w:r>
+      <w:r>
+        <w:t xml:space="preserve"> Friday</w:t>
+      </w:r>
+      <w:r>
+        <w:t>: Each member creates mock-up Workout planner page + Calorie tracker page</w:t>
+      </w:r>
+    </w:p>
+    <w:p>
+      <w:r>
+        <w:t xml:space="preserve">Week </w:t>
+      </w:r>
+      <w:r>
+        <w:t>6 Weekend</w:t>
+      </w:r>
+      <w:r>
+        <w:t xml:space="preserve">: select </w:t>
+      </w:r>
+      <w:r>
+        <w:t xml:space="preserve">good features from </w:t>
+      </w:r>
+      <w:proofErr w:type="spellStart"/>
+      <w:r>
+        <w:t>mockups</w:t>
+      </w:r>
+      <w:proofErr w:type="spellEnd"/>
+      <w:r>
+        <w:t>.</w:t>
+      </w:r>
+    </w:p>
+    <w:p>
+      <w:r>
+        <w:t xml:space="preserve">Week 7: </w:t>
+      </w:r>
+      <w:r>
+        <w:t xml:space="preserve">Create medium-fidelity </w:t>
+      </w:r>
+      <w:proofErr w:type="spellStart"/>
+      <w:r>
+        <w:t>ui</w:t>
+      </w:r>
+      <w:proofErr w:type="spellEnd"/>
+      <w:r>
+        <w:t xml:space="preserve"> design for every page.</w:t>
+      </w:r>
+    </w:p>
+    <w:p>
+      <w:r>
+        <w:t>By week 7: Each member make 4 user stories</w:t>
+      </w:r>
+    </w:p>
     <w:p/>
+    <w:p>
+      <w:pPr>
+        <w:pStyle w:val="Heading3"/>
+      </w:pPr>
+      <w:r>
+        <w:t>Meeting 3</w:t>
+      </w:r>
+    </w:p>
+    <w:p>
+      <w:r>
+        <w:t>10/04/2026</w:t>
+      </w:r>
+    </w:p>
+    <w:p>
+      <w:r>
+        <w:rPr>
+          <w:b/>
+          <w:bCs/>
+          <w:u w:val="single"/>
+        </w:rPr>
+        <w:t>Attendees</w:t>
+      </w:r>
+      <w:r>
+        <w:rPr>
+          <w:b/>
+          <w:bCs/>
+          <w:u w:val="single"/>
+        </w:rPr>
+        <w:t xml:space="preserve">: </w:t>
+      </w:r>
+      <w:r>
+        <w:t xml:space="preserve">Akhilesh, Brandon, Kasper, </w:t>
+      </w:r>
+      <w:proofErr w:type="spellStart"/>
+      <w:r>
+        <w:t>Ptusar</w:t>
+      </w:r>
+      <w:proofErr w:type="spellEnd"/>
+      <w:r>
+        <w:t xml:space="preserve">, </w:t>
+      </w:r>
+      <w:proofErr w:type="spellStart"/>
+      <w:r>
+        <w:t>Shezang</w:t>
+      </w:r>
+      <w:proofErr w:type="spellEnd"/>
+    </w:p>
+    <w:p>
+      <w:r>
+        <w:rPr>
+          <w:b/>
+          <w:bCs/>
+          <w:u w:val="single"/>
+        </w:rPr>
+        <w:t>Agenda:</w:t>
+      </w:r>
+      <w:r>
+        <w:t xml:space="preserve"> Prepare for week 7 checkpoint. Discuss week 6 work.</w:t>
+      </w:r>
+    </w:p>
+    <w:p>
+      <w:r>
+        <w:rPr>
+          <w:b/>
+          <w:bCs/>
+          <w:u w:val="single"/>
+        </w:rPr>
+        <w:t>Discussion points:</w:t>
+      </w:r>
+      <w:r>
+        <w:t xml:space="preserve"> </w:t>
+      </w:r>
+    </w:p>
+    <w:p>
+      <w:r>
+        <w:lastRenderedPageBreak/>
+        <w:t>Select final user stories from draft user stories.</w:t>
+      </w:r>
+    </w:p>
+    <w:p>
+      <w:r>
+        <w:t>Prepare for medium fidelity models by checkpoint 7</w:t>
+      </w:r>
+    </w:p>
+    <w:p>
+      <w:pPr>
+        <w:rPr>
+          <w:b/>
+          <w:bCs/>
+          <w:u w:val="single"/>
+        </w:rPr>
+      </w:pPr>
+      <w:r>
+        <w:rPr>
+          <w:b/>
+          <w:bCs/>
+          <w:u w:val="single"/>
+        </w:rPr>
+        <w:t>Action Items:</w:t>
+      </w:r>
+    </w:p>
+    <w:p>
+      <w:r>
+        <w:t xml:space="preserve">Someone </w:t>
+      </w:r>
+      <w:r>
+        <w:t>completes</w:t>
+      </w:r>
+      <w:r>
+        <w:t xml:space="preserve"> the writeup</w:t>
+      </w:r>
+      <w:r>
+        <w:t xml:space="preserve"> for the selected user stories and correlates the information provided in the draft stories.</w:t>
+      </w:r>
+    </w:p>
+    <w:p>
+      <w:r>
+        <w:t>Individual members complete their low fidelity models</w:t>
+      </w:r>
+      <w:r>
+        <w:t xml:space="preserve"> by the recommended date, and later complete their medium fidelity </w:t>
+      </w:r>
+      <w:r>
+        <w:t>models by the checkpoint.</w:t>
+      </w:r>
+    </w:p>
+    <w:p>
+      <w:r>
+        <w:t xml:space="preserve">Individual members track their work completed </w:t>
+      </w:r>
+      <w:r>
+        <w:t>for the checkpoint progress review.</w:t>
+      </w:r>
+    </w:p>
+    <w:p/>
+    <w:p>
+      <w:pPr>
+        <w:pStyle w:val="Heading3"/>
+      </w:pPr>
+      <w:r>
+        <w:t xml:space="preserve">Meeting </w:t>
+      </w:r>
+      <w:r>
+        <w:t>4</w:t>
+      </w:r>
+    </w:p>
+    <w:p>
+      <w:r>
+        <w:t>10/04/2026</w:t>
+      </w:r>
+    </w:p>
+    <w:p>
+      <w:r>
+        <w:rPr>
+          <w:b/>
+          <w:bCs/>
+          <w:u w:val="single"/>
+        </w:rPr>
+        <w:t>Attendees</w:t>
+      </w:r>
+      <w:r>
+        <w:rPr>
+          <w:b/>
+          <w:bCs/>
+          <w:u w:val="single"/>
+        </w:rPr>
+        <w:t xml:space="preserve">: </w:t>
+      </w:r>
+      <w:r>
+        <w:t>Akhilesh, Brandon,</w:t>
+      </w:r>
+      <w:r>
+        <w:t xml:space="preserve"> </w:t>
+      </w:r>
+      <w:proofErr w:type="spellStart"/>
+      <w:r>
+        <w:t>Ptusar</w:t>
+      </w:r>
+      <w:proofErr w:type="spellEnd"/>
+      <w:r>
+        <w:t>, Mimi</w:t>
+      </w:r>
+    </w:p>
+    <w:p>
+      <w:r>
+        <w:rPr>
+          <w:b/>
+          <w:bCs/>
+          <w:u w:val="single"/>
+        </w:rPr>
+        <w:t>Agenda:</w:t>
+      </w:r>
+      <w:r>
+        <w:t xml:space="preserve"> Prepare for week </w:t>
+      </w:r>
+      <w:r>
+        <w:t>9</w:t>
+      </w:r>
+      <w:r>
+        <w:t xml:space="preserve"> checkpoint. Discuss week </w:t>
+      </w:r>
+      <w:r>
+        <w:t>6 - 8</w:t>
+      </w:r>
+      <w:r>
+        <w:t xml:space="preserve"> work.</w:t>
+      </w:r>
+    </w:p>
+    <w:p>
+      <w:r>
+        <w:rPr>
+          <w:b/>
+          <w:bCs/>
+          <w:u w:val="single"/>
+        </w:rPr>
+        <w:t>Discussion points:</w:t>
+      </w:r>
+      <w:r>
+        <w:t xml:space="preserve"> </w:t>
+      </w:r>
+    </w:p>
+    <w:p>
+      <w:r>
+        <w:t>Plan week 7 – 9 sprint</w:t>
+      </w:r>
+    </w:p>
+    <w:p>
+      <w:r>
+        <w:t xml:space="preserve">Discuss </w:t>
+      </w:r>
+      <w:r>
+        <w:t>code implementation needed for functional prototype by week 9</w:t>
+      </w:r>
+    </w:p>
+    <w:p>
+      <w:pPr>
+        <w:rPr>
+          <w:b/>
+          <w:bCs/>
+          <w:u w:val="single"/>
+        </w:rPr>
+      </w:pPr>
+      <w:r>
+        <w:rPr>
+          <w:b/>
+          <w:bCs/>
+          <w:u w:val="single"/>
+        </w:rPr>
+        <w:t>Action Items:</w:t>
+      </w:r>
+    </w:p>
+    <w:p>
+      <w:r>
+        <w:t xml:space="preserve">Begin continuing to look at the implementation for coding. Make sure that the database is able to be accessed and manipulated properly. This should be done by close to Week 8 end, additionally ensure that some features are implemented and functional by checkpoint. </w:t>
+      </w:r>
+    </w:p>
+    <w:p/>
+    <w:p>
+      <w:pPr>
+        <w:rPr>
+          <w:b/>
+          <w:bCs/>
+          <w:u w:val="single"/>
+        </w:rPr>
+      </w:pPr>
+    </w:p>
     <w:sectPr>
       <w:pgSz w:w="11906" w:h="16838"/>
       <w:pgMar w:top="1440" w:right="1440" w:bottom="1440" w:left="1440" w:header="708" w:footer="708" w:gutter="0"/>
@@ -1424,4 +1784,16 @@
     </a:ext>
   </a:extLst>
 </a:theme>
+</file>
+
+<file path=customXml/item1.xml><?xml version="1.0" encoding="utf-8"?>
+<b:Sources xmlns:b="http://schemas.openxmlformats.org/officeDocument/2006/bibliography" xmlns="http://schemas.openxmlformats.org/officeDocument/2006/bibliography" SelectedStyle="\APASixthEditionOfficeOnline.xsl" StyleName="APA" Version="6"/>
+</file>
+
+<file path=customXml/itemProps1.xml><?xml version="1.0" encoding="utf-8"?>
+<ds:datastoreItem xmlns:ds="http://schemas.openxmlformats.org/officeDocument/2006/customXml" ds:itemID="{AF93CA3D-F000-4DD9-8B87-7F0ED46170E1}">
+  <ds:schemaRefs>
+    <ds:schemaRef ds:uri="http://schemas.openxmlformats.org/officeDocument/2006/bibliography"/>
+  </ds:schemaRefs>
+</ds:datastoreItem>
 </file>
--- a/Resources/Meeting Minutes.docx
+++ b/Resources/Meeting Minutes.docx
@@ -34,21 +34,8 @@
         <w:t>Attendees</w:t>
       </w:r>
       <w:r>
-        <w:t xml:space="preserve">: Akhilesh, Brandon, Kasper, </w:t>
-      </w:r>
-      <w:proofErr w:type="spellStart"/>
-      <w:r>
-        <w:t>Ptusar</w:t>
-      </w:r>
-      <w:proofErr w:type="spellEnd"/>
-      <w:r>
-        <w:t xml:space="preserve">, </w:t>
-      </w:r>
-      <w:proofErr w:type="spellStart"/>
-      <w:r>
-        <w:t>Shezang</w:t>
-      </w:r>
-      <w:proofErr w:type="spellEnd"/>
+        <w:t>: Akhilesh, Brandon, Kasper, Ptusar, Shezang</w:t>
+      </w:r>
     </w:p>
     <w:p>
       <w:r>
@@ -82,11 +69,7 @@
     </w:p>
     <w:p>
       <w:r>
-        <w:t>Project selected was workout planner. Scope including calorie tracker (AI implemented) (</w:t>
-      </w:r>
-      <w:proofErr w:type="spellStart"/>
-      <w:r>
-        <w:t>D</w:t>
+        <w:t>Project selected was workout planner. Scope including calorie tracker (AI implemented) (D</w:t>
       </w:r>
       <w:r>
         <w:t>ata</w:t>
@@ -97,7 +80,6 @@
       <w:r>
         <w:t>ase</w:t>
       </w:r>
-      <w:proofErr w:type="spellEnd"/>
       <w:r>
         <w:t>), workout planner, workout tracker (DB), weight/workout goals (AI)</w:t>
       </w:r>
@@ -165,19 +147,9 @@
       <w:r>
         <w:t xml:space="preserve">Mimi, </w:t>
       </w:r>
-      <w:proofErr w:type="spellStart"/>
-      <w:r>
-        <w:t>Ptusar</w:t>
-      </w:r>
-      <w:proofErr w:type="spellEnd"/>
-      <w:r>
-        <w:t xml:space="preserve">, </w:t>
-      </w:r>
-      <w:proofErr w:type="spellStart"/>
-      <w:r>
-        <w:t>Shezang</w:t>
-      </w:r>
-      <w:proofErr w:type="spellEnd"/>
+      <w:r>
+        <w:t>Ptusar, Shezang</w:t>
+      </w:r>
     </w:p>
     <w:p>
       <w:r>
@@ -213,13 +185,8 @@
         <w:t>Project management tool selected: Jira</w:t>
       </w:r>
       <w:r>
-        <w:t xml:space="preserve"> – each member connected to team </w:t>
-      </w:r>
-      <w:proofErr w:type="spellStart"/>
-      <w:r>
-        <w:t>jira</w:t>
-      </w:r>
-      <w:proofErr w:type="spellEnd"/>
+        <w:t xml:space="preserve"> – each member connected to team jira</w:t>
+      </w:r>
     </w:p>
     <w:p>
       <w:r>
@@ -266,15 +233,7 @@
         <w:t xml:space="preserve">: select </w:t>
       </w:r>
       <w:r>
-        <w:t xml:space="preserve">good features from </w:t>
-      </w:r>
-      <w:proofErr w:type="spellStart"/>
-      <w:r>
-        <w:t>mockups</w:t>
-      </w:r>
-      <w:proofErr w:type="spellEnd"/>
-      <w:r>
-        <w:t>.</w:t>
+        <w:t>good features from mockups.</w:t>
       </w:r>
     </w:p>
     <w:p>
@@ -282,15 +241,7 @@
         <w:t xml:space="preserve">Week 7: </w:t>
       </w:r>
       <w:r>
-        <w:t xml:space="preserve">Create medium-fidelity </w:t>
-      </w:r>
-      <w:proofErr w:type="spellStart"/>
-      <w:r>
-        <w:t>ui</w:t>
-      </w:r>
-      <w:proofErr w:type="spellEnd"/>
-      <w:r>
-        <w:t xml:space="preserve"> design for every page.</w:t>
+        <w:t>Create medium-fidelity ui design for every page.</w:t>
       </w:r>
     </w:p>
     <w:p>
@@ -304,12 +255,24 @@
         <w:pStyle w:val="Heading3"/>
       </w:pPr>
       <w:r>
-        <w:t>Meeting 3</w:t>
-      </w:r>
-    </w:p>
-    <w:p>
-      <w:r>
-        <w:t>10/04/2026</w:t>
+        <w:t xml:space="preserve">Meeting </w:t>
+      </w:r>
+      <w:r>
+        <w:t>3</w:t>
+      </w:r>
+    </w:p>
+    <w:p>
+      <w:r>
+        <w:t>10</w:t>
+      </w:r>
+      <w:r>
+        <w:t>/0</w:t>
+      </w:r>
+      <w:r>
+        <w:t>4</w:t>
+      </w:r>
+      <w:r>
+        <w:t>/2026</w:t>
       </w:r>
     </w:p>
     <w:p>
@@ -330,21 +293,8 @@
         <w:t xml:space="preserve">: </w:t>
       </w:r>
       <w:r>
-        <w:t xml:space="preserve">Akhilesh, Brandon, Kasper, </w:t>
-      </w:r>
-      <w:proofErr w:type="spellStart"/>
-      <w:r>
-        <w:t>Ptusar</w:t>
-      </w:r>
-      <w:proofErr w:type="spellEnd"/>
-      <w:r>
-        <w:t xml:space="preserve">, </w:t>
-      </w:r>
-      <w:proofErr w:type="spellStart"/>
-      <w:r>
-        <w:t>Shezang</w:t>
-      </w:r>
-      <w:proofErr w:type="spellEnd"/>
+        <w:t>Akhilesh, Brandon, Kasper, Ptusar, Shezang</w:t>
+      </w:r>
     </w:p>
     <w:p>
       <w:r>
@@ -356,7 +306,10 @@
         <w:t>Agenda:</w:t>
       </w:r>
       <w:r>
-        <w:t xml:space="preserve"> Prepare for week 7 checkpoint. Discuss week 6 work.</w:t>
+        <w:t xml:space="preserve"> Prepare for week 7 checkpoint. </w:t>
+      </w:r>
+      <w:r>
+        <w:t>Discuss week 6 work.</w:t>
       </w:r>
     </w:p>
     <w:p>
@@ -426,144 +379,19 @@
       </w:r>
     </w:p>
     <w:p>
+      <w:pPr>
+        <w:rPr>
+          <w:b/>
+          <w:bCs/>
+          <w:u w:val="single"/>
+        </w:rPr>
+      </w:pPr>
       <w:r>
         <w:t xml:space="preserve">Individual members track their work completed </w:t>
       </w:r>
       <w:r>
         <w:t>for the checkpoint progress review.</w:t>
       </w:r>
-    </w:p>
-    <w:p/>
-    <w:p>
-      <w:pPr>
-        <w:pStyle w:val="Heading3"/>
-      </w:pPr>
-      <w:r>
-        <w:t xml:space="preserve">Meeting </w:t>
-      </w:r>
-      <w:r>
-        <w:t>4</w:t>
-      </w:r>
-    </w:p>
-    <w:p>
-      <w:r>
-        <w:t>10/04/2026</w:t>
-      </w:r>
-    </w:p>
-    <w:p>
-      <w:r>
-        <w:rPr>
-          <w:b/>
-          <w:bCs/>
-          <w:u w:val="single"/>
-        </w:rPr>
-        <w:t>Attendees</w:t>
-      </w:r>
-      <w:r>
-        <w:rPr>
-          <w:b/>
-          <w:bCs/>
-          <w:u w:val="single"/>
-        </w:rPr>
-        <w:t xml:space="preserve">: </w:t>
-      </w:r>
-      <w:r>
-        <w:t>Akhilesh, Brandon,</w:t>
-      </w:r>
-      <w:r>
-        <w:t xml:space="preserve"> </w:t>
-      </w:r>
-      <w:proofErr w:type="spellStart"/>
-      <w:r>
-        <w:t>Ptusar</w:t>
-      </w:r>
-      <w:proofErr w:type="spellEnd"/>
-      <w:r>
-        <w:t>, Mimi</w:t>
-      </w:r>
-    </w:p>
-    <w:p>
-      <w:r>
-        <w:rPr>
-          <w:b/>
-          <w:bCs/>
-          <w:u w:val="single"/>
-        </w:rPr>
-        <w:t>Agenda:</w:t>
-      </w:r>
-      <w:r>
-        <w:t xml:space="preserve"> Prepare for week </w:t>
-      </w:r>
-      <w:r>
-        <w:t>9</w:t>
-      </w:r>
-      <w:r>
-        <w:t xml:space="preserve"> checkpoint. Discuss week </w:t>
-      </w:r>
-      <w:r>
-        <w:t>6 - 8</w:t>
-      </w:r>
-      <w:r>
-        <w:t xml:space="preserve"> work.</w:t>
-      </w:r>
-    </w:p>
-    <w:p>
-      <w:r>
-        <w:rPr>
-          <w:b/>
-          <w:bCs/>
-          <w:u w:val="single"/>
-        </w:rPr>
-        <w:t>Discussion points:</w:t>
-      </w:r>
-      <w:r>
-        <w:t xml:space="preserve"> </w:t>
-      </w:r>
-    </w:p>
-    <w:p>
-      <w:r>
-        <w:t>Plan week 7 – 9 sprint</w:t>
-      </w:r>
-    </w:p>
-    <w:p>
-      <w:r>
-        <w:t xml:space="preserve">Discuss </w:t>
-      </w:r>
-      <w:r>
-        <w:t>code implementation needed for functional prototype by week 9</w:t>
-      </w:r>
-    </w:p>
-    <w:p>
-      <w:pPr>
-        <w:rPr>
-          <w:b/>
-          <w:bCs/>
-          <w:u w:val="single"/>
-        </w:rPr>
-      </w:pPr>
-      <w:r>
-        <w:rPr>
-          <w:b/>
-          <w:bCs/>
-          <w:u w:val="single"/>
-        </w:rPr>
-        <w:t>Action Items:</w:t>
-      </w:r>
-    </w:p>
-    <w:p>
-      <w:r>
-        <w:t xml:space="preserve">Begin continuing to look at the implementation for coding. Make sure that the database is able to be accessed and manipulated properly. This should be done by close to Week 8 end, additionally ensure that some features are implemented and functional by checkpoint. </w:t>
-      </w:r>
-    </w:p>
-    <w:p/>
-    <w:p>
-      <w:pPr>
-        <w:rPr>
-          <w:b/>
-          <w:bCs/>
-          <w:u w:val="single"/>
-        </w:rPr>
-      </w:pPr>
     </w:p>
     <w:sectPr>
       <w:pgSz w:w="11906" w:h="16838"/>
@@ -1784,16 +1612,4 @@
     </a:ext>
   </a:extLst>
 </a:theme>
-</file>
-
-<file path=customXml/item1.xml><?xml version="1.0" encoding="utf-8"?>
-<b:Sources xmlns:b="http://schemas.openxmlformats.org/officeDocument/2006/bibliography" xmlns="http://schemas.openxmlformats.org/officeDocument/2006/bibliography" SelectedStyle="\APASixthEditionOfficeOnline.xsl" StyleName="APA" Version="6"/>
-</file>
-
-<file path=customXml/itemProps1.xml><?xml version="1.0" encoding="utf-8"?>
-<ds:datastoreItem xmlns:ds="http://schemas.openxmlformats.org/officeDocument/2006/customXml" ds:itemID="{AF93CA3D-F000-4DD9-8B87-7F0ED46170E1}">
-  <ds:schemaRefs>
-    <ds:schemaRef ds:uri="http://schemas.openxmlformats.org/officeDocument/2006/bibliography"/>
-  </ds:schemaRefs>
-</ds:datastoreItem>
 </file>